--- a/noppakauppa/downloads/nayton-dokumentointipohjat.docx
+++ b/noppakauppa/downloads/nayton-dokumentointipohjat.docx
@@ -4391,7 +4391,7 @@
           <w:sz w:val="21"/>
           <w:szCs w:val="21"/>
         </w:rPr>
-        <w:t xml:space="preserve">Sivuston AI-loki on ensisijainen. Käytä tätä, jos kirjaat merkinnän ilman selainta — siirrä se sivustolle saman päivän aikana.</w:t>
+        <w:t xml:space="preserve">Sivuston AI-loki on ensisijainen. Käytä tätä, jos kirjaat merkinnän ilman selainta: siirrä se sivustolle saman päivän aikana.</w:t>
       </w:r>
     </w:p>
     <w:tbl>
